--- a/CÔNG TY TNHH MTV H&D VINA/HDVina_ThayDoiCSH/HoSo1_ThayDoiCSH_MauSo15.docx
+++ b/CÔNG TY TNHH MTV H&D VINA/HDVina_ThayDoiCSH/HoSo1_ThayDoiCSH_MauSo15.docx
@@ -64,7 +64,7 @@
                 <w:szCs w:val="26"/>
                 <w:lang w:val="vi-VN"/>
               </w:rPr>
-              <w:t>CÔNG TY TNHH TM DV HAPPY HAPPY</w:t>
+              <w:t>CÔNG TY TNHH MTV H&amp;D VINA</w:t>
             </w:r>
           </w:p>
         </w:tc>
@@ -267,7 +267,7 @@
                 <w:sz w:val="26"/>
                 <w:szCs w:val="26"/>
               </w:rPr>
-              <w:t xml:space="preserve">Thành Phố Hồ Chí Minh, ngày </w:t>
+              <w:t xml:space="preserve">Thành Phố Hồ Chí Minh, </w:t>
             </w:r>
             <w:r>
               <w:rPr>
@@ -275,39 +275,7 @@
                 <w:sz w:val="26"/>
                 <w:szCs w:val="26"/>
               </w:rPr>
-              <w:t>27</w:t>
-            </w:r>
-            <w:r>
-              <w:rPr>
-                <w:rFonts w:eastAsia="Times New Roman"/>
-                <w:sz w:val="26"/>
-                <w:szCs w:val="26"/>
-              </w:rPr>
-              <w:t xml:space="preserve"> tháng </w:t>
-            </w:r>
-            <w:r>
-              <w:rPr>
-                <w:rFonts w:eastAsia="Times New Roman"/>
-                <w:sz w:val="26"/>
-                <w:szCs w:val="26"/>
-              </w:rPr>
-              <w:t>1</w:t>
-            </w:r>
-            <w:r>
-              <w:rPr>
-                <w:rFonts w:eastAsia="Times New Roman"/>
-                <w:sz w:val="26"/>
-                <w:szCs w:val="26"/>
-              </w:rPr>
-              <w:t xml:space="preserve"> năm 202</w:t>
-            </w:r>
-            <w:r>
-              <w:rPr>
-                <w:rFonts w:eastAsia="Times New Roman"/>
-                <w:sz w:val="26"/>
-                <w:szCs w:val="26"/>
-              </w:rPr>
-              <w:t>6</w:t>
+              <w:t>ngày 18 tháng 5 năm 2026</w:t>
             </w:r>
           </w:p>
         </w:tc>
@@ -491,7 +459,7 @@
           <w:szCs w:val="26"/>
           <w:lang w:val="vi-VN"/>
         </w:rPr>
-        <w:t>CÔNG TY TNHH TM DV HAPPY HAPPY</w:t>
+        <w:t>CÔNG TY TNHH MTV H&amp;D VINA</w:t>
       </w:r>
     </w:p>
     <w:p>
@@ -523,7 +491,7 @@
           <w:szCs w:val="26"/>
           <w:lang w:val="fr-FR" w:eastAsia="zh-CN"/>
         </w:rPr>
-        <w:t>3703175136</w:t>
+        <w:t>3703303959</w:t>
       </w:r>
     </w:p>
     <w:p>
@@ -824,7 +792,7 @@
           <w:szCs w:val="26"/>
           <w:lang w:val="sv-SE"/>
         </w:rPr>
-        <w:t>LƯƠNG NHIỀU PAI PHU</w:t>
+        <w:t>VÕ THỊ KIM NGÂN</w:t>
       </w:r>
     </w:p>
     <w:p>
@@ -857,7 +825,7 @@
           <w:szCs w:val="26"/>
           <w:lang w:val="sv-SE"/>
         </w:rPr>
-        <w:t>13/04/1994</w:t>
+        <w:t>15/10/1997</w:t>
       </w:r>
     </w:p>
     <w:p>
@@ -897,7 +865,7 @@
           <w:sz w:val="26"/>
           <w:szCs w:val="26"/>
         </w:rPr>
-        <w:t>am</w:t>
+        <w:t>ữ</w:t>
       </w:r>
     </w:p>
     <w:p>
@@ -935,7 +903,7 @@
           <w:sz w:val="28"/>
           <w:szCs w:val="28"/>
         </w:rPr>
-        <w:t>074094004807</w:t>
+        <w:t>051197009742</w:t>
       </w:r>
     </w:p>
     <w:p>
@@ -995,7 +963,7 @@
           <w:sz w:val="26"/>
           <w:szCs w:val="26"/>
         </w:rPr>
-        <w:t>Ấp Tân Đức</w:t>
+        <w:t>Thôn Long Thạnh 1</w:t>
       </w:r>
     </w:p>
     <w:p>
@@ -1019,7 +987,7 @@
           <w:sz w:val="26"/>
           <w:szCs w:val="26"/>
         </w:rPr>
-        <w:t>Xã Minh Thạnh</w:t>
+        <w:t>Phường Sa Huỳnh</w:t>
       </w:r>
     </w:p>
     <w:p>
@@ -1054,7 +1022,7 @@
           <w:sz w:val="26"/>
           <w:szCs w:val="26"/>
         </w:rPr>
-        <w:t>thành phố Hồ Chí Minh</w:t>
+        <w:t>Tỉnh Quảng Ngãi</w:t>
       </w:r>
     </w:p>
     <w:p>
@@ -1152,44 +1120,7 @@
           <w:sz w:val="28"/>
           <w:szCs w:val="28"/>
         </w:rPr>
-        <w:t>0384721167</w:t>
-      </w:r>
-      <w:bookmarkStart w:id="1" w:name="_GoBack"/>
-      <w:bookmarkEnd w:id="1"/>
-      <w:r>
-        <w:rPr>
-          <w:sz w:val="28"/>
-          <w:szCs w:val="28"/>
-        </w:rPr>
         <w:t xml:space="preserve"> </w:t>
-      </w:r>
-      <w:r>
-        <w:rPr>
-          <w:sz w:val="26"/>
-          <w:szCs w:val="26"/>
-        </w:rPr>
-        <w:t xml:space="preserve"> </w:t>
-      </w:r>
-      <w:r>
-        <w:rPr>
-          <w:sz w:val="26"/>
-          <w:szCs w:val="26"/>
-        </w:rPr>
-        <w:t xml:space="preserve"> </w:t>
-      </w:r>
-      <w:r>
-        <w:rPr>
-          <w:sz w:val="26"/>
-          <w:szCs w:val="26"/>
-        </w:rPr>
-        <w:t xml:space="preserve"> </w:t>
-      </w:r>
-      <w:r>
-        <w:rPr>
-          <w:sz w:val="26"/>
-          <w:szCs w:val="26"/>
-        </w:rPr>
-        <w:t xml:space="preserve">    </w:t>
       </w:r>
       <w:r>
         <w:rPr>
@@ -3686,7 +3617,7 @@
                 <w:szCs w:val="26"/>
                 <w:lang w:val="sv-SE"/>
               </w:rPr>
-              <w:t>LƯƠNG NHIỀU PAI PHU</w:t>
+              <w:t>VÕ THỊ KIM NGÂN</w:t>
             </w:r>
           </w:p>
         </w:tc>
@@ -3765,8 +3696,10 @@
                 <w:sz w:val="26"/>
                 <w:szCs w:val="26"/>
               </w:rPr>
-              <w:t>PHAN THỊ BÍCH TUYỀN</w:t>
-            </w:r>
+              <w:t>LÊ THỊ HÀ</w:t>
+            </w:r>
+            <w:bookmarkStart w:id="1" w:name="_GoBack"/>
+            <w:bookmarkEnd w:id="1"/>
           </w:p>
         </w:tc>
       </w:tr>
@@ -4029,7 +3962,7 @@
       <w:rPr>
         <w:noProof/>
       </w:rPr>
-      <w:t>2</w:t>
+      <w:t>4</w:t>
     </w:r>
     <w:r>
       <w:rPr>
